--- a/Ficha Proyecto.docx
+++ b/Ficha Proyecto.docx
@@ -382,18 +382,7 @@
                 <w:sz w:val="22"/>
                 <w:szCs w:val="22"/>
               </w:rPr>
-              <w:t xml:space="preserve">Erika </w:t>
-            </w:r>
-            <w:r>
-              <w:rPr>
-                <w:rFonts w:ascii="Arial" w:hAnsi="Arial" w:cs="Arial"/>
-                <w:b/>
-                <w:bCs/>
-                <w:color w:val="000000"/>
-                <w:sz w:val="22"/>
-                <w:szCs w:val="22"/>
-              </w:rPr>
-              <w:t>Flórez</w:t>
+              <w:t>Guillermo Burgos</w:t>
             </w:r>
           </w:p>
         </w:tc>
@@ -1630,7 +1619,7 @@
                 <w:sz w:val="22"/>
                 <w:szCs w:val="22"/>
               </w:rPr>
-              <w:t>Gabriel Gonzales</w:t>
+              <w:t>Edna Zapata Castañeda</w:t>
             </w:r>
           </w:p>
         </w:tc>
@@ -1731,36 +1720,8 @@
                 <w:sz w:val="22"/>
                 <w:szCs w:val="22"/>
               </w:rPr>
-              <w:t xml:space="preserve">Miguel </w:t>
-            </w:r>
-            <w:proofErr w:type="spellStart"/>
-            <w:r>
-              <w:rPr>
-                <w:rFonts w:ascii="Arial" w:eastAsia="Arial" w:hAnsi="Arial" w:cs="Arial"/>
-                <w:sz w:val="22"/>
-                <w:szCs w:val="22"/>
-              </w:rPr>
-              <w:t>Angel</w:t>
-            </w:r>
-            <w:proofErr w:type="spellEnd"/>
-            <w:r>
-              <w:rPr>
-                <w:rFonts w:ascii="Arial" w:eastAsia="Arial" w:hAnsi="Arial" w:cs="Arial"/>
-                <w:sz w:val="22"/>
-                <w:szCs w:val="22"/>
-              </w:rPr>
-              <w:t xml:space="preserve"> </w:t>
-            </w:r>
-            <w:proofErr w:type="spellStart"/>
-            <w:r>
-              <w:rPr>
-                <w:rFonts w:ascii="Arial" w:eastAsia="Arial" w:hAnsi="Arial" w:cs="Arial"/>
-                <w:sz w:val="22"/>
-                <w:szCs w:val="22"/>
-              </w:rPr>
-              <w:t>Guzman</w:t>
-            </w:r>
-            <w:proofErr w:type="spellEnd"/>
+              <w:t>Miguel Angel Guzman</w:t>
+            </w:r>
           </w:p>
         </w:tc>
         <w:tc>
@@ -2012,7 +1973,7 @@
                 <w:rFonts w:ascii="Arial" w:hAnsi="Arial" w:cs="Arial"/>
                 <w:color w:val="000000"/>
               </w:rPr>
-              <w:t>Mapa interactivo con disponibilidad y tarifas.</w:t>
+              <w:t>Mapa interactivo con disponibilidad.</w:t>
             </w:r>
           </w:p>
           <w:p>
@@ -2028,46 +1989,47 @@
           <w:p>
             <w:pPr>
               <w:spacing w:before="100" w:after="100"/>
-              <w:jc w:val="both"/>
+              <w:rPr>
+                <w:rFonts w:ascii="Arial" w:eastAsia="Arial" w:hAnsi="Arial" w:cs="Arial"/>
+                <w:b/>
+                <w:sz w:val="22"/>
+                <w:szCs w:val="22"/>
+              </w:rPr>
+            </w:pPr>
+            <w:r>
               <w:rPr>
                 <w:rFonts w:ascii="Arial" w:hAnsi="Arial" w:cs="Arial"/>
                 <w:color w:val="000000"/>
               </w:rPr>
-            </w:pPr>
+              <w:t>Notificaciones para</w:t>
+            </w:r>
             <w:r>
               <w:rPr>
                 <w:rFonts w:ascii="Arial" w:hAnsi="Arial" w:cs="Arial"/>
                 <w:color w:val="000000"/>
               </w:rPr>
-              <w:t>Sistema de pagos integrado (efectivo, tarjeta, móvil).</w:t>
-            </w:r>
-          </w:p>
-          <w:p>
-            <w:pPr>
-              <w:spacing w:before="100" w:after="100"/>
-              <w:jc w:val="both"/>
+              <w:t xml:space="preserve"> confirmación de </w:t>
+            </w:r>
+            <w:r>
               <w:rPr>
                 <w:rFonts w:ascii="Arial" w:hAnsi="Arial" w:cs="Arial"/>
                 <w:color w:val="000000"/>
               </w:rPr>
-            </w:pPr>
-          </w:p>
-          <w:p>
-            <w:pPr>
-              <w:spacing w:before="100" w:after="100"/>
-              <w:rPr>
-                <w:rFonts w:ascii="Arial" w:eastAsia="Arial" w:hAnsi="Arial" w:cs="Arial"/>
-                <w:b/>
-                <w:sz w:val="22"/>
-                <w:szCs w:val="22"/>
-              </w:rPr>
-            </w:pPr>
+              <w:t>reserva</w:t>
+            </w:r>
             <w:r>
               <w:rPr>
                 <w:rFonts w:ascii="Arial" w:hAnsi="Arial" w:cs="Arial"/>
                 <w:color w:val="000000"/>
               </w:rPr>
-              <w:t>Notificaciones para recordar reservas y evitar multas.</w:t>
+              <w:t>s</w:t>
+            </w:r>
+            <w:r>
+              <w:rPr>
+                <w:rFonts w:ascii="Arial" w:hAnsi="Arial" w:cs="Arial"/>
+                <w:color w:val="000000"/>
+              </w:rPr>
+              <w:t>.</w:t>
             </w:r>
           </w:p>
           <w:p>
@@ -2244,6 +2206,7 @@
                 <w:sz w:val="22"/>
                 <w:szCs w:val="22"/>
               </w:rPr>
+              <w:lastRenderedPageBreak/>
               <w:t>Solo el 10% de los parqueaderos en Medellín ofrecen reservas digitales (Cámara de Comercio, 2023).</w:t>
             </w:r>
           </w:p>
@@ -2467,8 +2430,6 @@
                 <w:szCs w:val="22"/>
               </w:rPr>
             </w:pPr>
-            <w:proofErr w:type="spellStart"/>
-            <w:proofErr w:type="gramStart"/>
             <w:r>
               <w:rPr>
                 <w:rFonts w:ascii="Arial" w:eastAsia="Arial" w:hAnsi="Arial" w:cs="Arial"/>
@@ -2477,6 +2438,15 @@
                 <w:szCs w:val="22"/>
               </w:rPr>
               <w:t>General:</w:t>
+            </w:r>
+            <w:r>
+              <w:rPr>
+                <w:rFonts w:ascii="Arial" w:eastAsia="Arial" w:hAnsi="Arial" w:cs="Arial"/>
+                <w:b/>
+                <w:sz w:val="22"/>
+                <w:szCs w:val="22"/>
+              </w:rPr>
+              <w:t xml:space="preserve"> </w:t>
             </w:r>
             <w:r>
               <w:rPr>
@@ -2485,10 +2455,8 @@
                 <w:sz w:val="22"/>
                 <w:szCs w:val="22"/>
               </w:rPr>
-              <w:t>Desarrollar</w:t>
-            </w:r>
-            <w:proofErr w:type="spellEnd"/>
-            <w:proofErr w:type="gramEnd"/>
+              <w:t>Desarrollar una plataforma digital para la reserva eficiente de</w:t>
+            </w:r>
             <w:r>
               <w:rPr>
                 <w:rFonts w:ascii="Arial" w:hAnsi="Arial" w:cs="Arial"/>
@@ -2496,7 +2464,25 @@
                 <w:sz w:val="22"/>
                 <w:szCs w:val="22"/>
               </w:rPr>
-              <w:t xml:space="preserve"> una plataforma digital para la reserva eficiente de parqueaderos en Medellín, integrando geolocalización, pagos electrónicos y notificaciones en tiempo real.</w:t>
+              <w:t xml:space="preserve"> una entidad mayor con</w:t>
+            </w:r>
+            <w:r>
+              <w:rPr>
+                <w:rFonts w:ascii="Arial" w:hAnsi="Arial" w:cs="Arial"/>
+                <w:color w:val="000000"/>
+                <w:sz w:val="22"/>
+                <w:szCs w:val="22"/>
+              </w:rPr>
+              <w:t xml:space="preserve"> parqueaderos en Medellín, integrando geolocalización</w:t>
+            </w:r>
+            <w:r>
+              <w:rPr>
+                <w:rFonts w:ascii="Arial" w:hAnsi="Arial" w:cs="Arial"/>
+                <w:color w:val="000000"/>
+                <w:sz w:val="22"/>
+                <w:szCs w:val="22"/>
+              </w:rPr>
+              <w:t>.</w:t>
             </w:r>
           </w:p>
           <w:p>
@@ -2574,7 +2560,7 @@
                 <w:sz w:val="22"/>
                 <w:szCs w:val="22"/>
               </w:rPr>
-              <w:t>Analizar requerimientos de usuarios y parqueaderos (horarios, tarifas, capacidad).</w:t>
+              <w:t>Analizar requerimientos de usuarios y parqueaderos (horarios, capacidad).</w:t>
             </w:r>
           </w:p>
           <w:p>
@@ -3090,7 +3076,6 @@
                 <w:szCs w:val="22"/>
               </w:rPr>
             </w:pPr>
-            <w:proofErr w:type="spellStart"/>
             <w:r>
               <w:rPr>
                 <w:rFonts w:ascii="Arial" w:eastAsia="Arial" w:hAnsi="Arial" w:cs="Arial"/>
@@ -3098,18 +3083,19 @@
                 <w:sz w:val="22"/>
                 <w:szCs w:val="22"/>
               </w:rPr>
-              <w:t>ParqueApp</w:t>
-            </w:r>
-            <w:proofErr w:type="spellEnd"/>
-            <w:r>
+              <w:t>ParqueApp (Bogotá): Solo muestra disponibilidad, sin reservas.</w:t>
+            </w:r>
+          </w:p>
+          <w:p>
+            <w:pPr>
+              <w:spacing w:before="100" w:after="100"/>
               <w:rPr>
                 <w:rFonts w:ascii="Arial" w:eastAsia="Arial" w:hAnsi="Arial" w:cs="Arial"/>
                 <w:bCs/>
                 <w:sz w:val="22"/>
                 <w:szCs w:val="22"/>
               </w:rPr>
-              <w:t xml:space="preserve"> (Bogotá): Solo muestra disponibilidad, sin reservas.</w:t>
-            </w:r>
+            </w:pPr>
           </w:p>
           <w:p>
             <w:pPr>
@@ -3121,36 +3107,14 @@
                 <w:szCs w:val="22"/>
               </w:rPr>
             </w:pPr>
-          </w:p>
-          <w:p>
-            <w:pPr>
-              <w:spacing w:before="100" w:after="100"/>
+            <w:r>
               <w:rPr>
                 <w:rFonts w:ascii="Arial" w:eastAsia="Arial" w:hAnsi="Arial" w:cs="Arial"/>
                 <w:bCs/>
                 <w:sz w:val="22"/>
                 <w:szCs w:val="22"/>
               </w:rPr>
-            </w:pPr>
-            <w:proofErr w:type="spellStart"/>
-            <w:r>
-              <w:rPr>
-                <w:rFonts w:ascii="Arial" w:eastAsia="Arial" w:hAnsi="Arial" w:cs="Arial"/>
-                <w:bCs/>
-                <w:sz w:val="22"/>
-                <w:szCs w:val="22"/>
-              </w:rPr>
-              <w:t>EstacionaTEC</w:t>
-            </w:r>
-            <w:proofErr w:type="spellEnd"/>
-            <w:r>
-              <w:rPr>
-                <w:rFonts w:ascii="Arial" w:eastAsia="Arial" w:hAnsi="Arial" w:cs="Arial"/>
-                <w:bCs/>
-                <w:sz w:val="22"/>
-                <w:szCs w:val="22"/>
-              </w:rPr>
-              <w:t xml:space="preserve"> (México): Enfocado en centros comerciales, no adaptable a vías públicas.</w:t>
+              <w:t>EstacionaTEC (México): Enfocado en centros comerciales, no adaptable a vías públicas.</w:t>
             </w:r>
           </w:p>
           <w:p>
@@ -3317,27 +3281,7 @@
                 <w:sz w:val="22"/>
                 <w:szCs w:val="22"/>
               </w:rPr>
-              <w:t xml:space="preserve"> : Sistema de parqueaderos </w:t>
-            </w:r>
-            <w:proofErr w:type="spellStart"/>
-            <w:r>
-              <w:rPr>
-                <w:rFonts w:ascii="Arial" w:eastAsia="Arial" w:hAnsi="Arial" w:cs="Arial"/>
-                <w:b/>
-                <w:sz w:val="22"/>
-                <w:szCs w:val="22"/>
-              </w:rPr>
-              <w:t>ecoamigables</w:t>
-            </w:r>
-            <w:proofErr w:type="spellEnd"/>
-            <w:r>
-              <w:rPr>
-                <w:rFonts w:ascii="Arial" w:eastAsia="Arial" w:hAnsi="Arial" w:cs="Arial"/>
-                <w:b/>
-                <w:sz w:val="22"/>
-                <w:szCs w:val="22"/>
-              </w:rPr>
-              <w:t xml:space="preserve"> en </w:t>
+              <w:t xml:space="preserve"> : Sistema de parqueaderos ecoamigables en </w:t>
             </w:r>
           </w:p>
           <w:p>
@@ -3541,6 +3485,7 @@
                 <w:sz w:val="22"/>
                 <w:szCs w:val="22"/>
               </w:rPr>
+              <w:lastRenderedPageBreak/>
               <w:t xml:space="preserve">Impacto Social: </w:t>
             </w:r>
             <w:r>
@@ -3625,133 +3570,100 @@
                 <w:sz w:val="22"/>
                 <w:szCs w:val="22"/>
               </w:rPr>
-              <w:t>Backlog priorizado con casos de uso (reserva, cancelación, pago).</w:t>
-            </w:r>
-          </w:p>
-          <w:p>
-            <w:pPr>
-              <w:spacing w:before="100" w:after="100"/>
-              <w:jc w:val="both"/>
-              <w:rPr>
-                <w:rFonts w:ascii="Arial" w:eastAsia="Arial" w:hAnsi="Arial" w:cs="Arial"/>
-                <w:b/>
-                <w:sz w:val="22"/>
-                <w:szCs w:val="22"/>
-              </w:rPr>
-            </w:pPr>
-          </w:p>
-          <w:p>
-            <w:pPr>
-              <w:spacing w:before="100" w:after="100"/>
-              <w:jc w:val="both"/>
-              <w:rPr>
-                <w:rFonts w:ascii="Arial" w:eastAsia="Arial" w:hAnsi="Arial" w:cs="Arial"/>
-                <w:b/>
-                <w:sz w:val="22"/>
-                <w:szCs w:val="22"/>
-              </w:rPr>
-            </w:pPr>
-            <w:r>
-              <w:rPr>
-                <w:rFonts w:ascii="Arial" w:eastAsia="Arial" w:hAnsi="Arial" w:cs="Arial"/>
-                <w:b/>
-                <w:sz w:val="22"/>
-                <w:szCs w:val="22"/>
-              </w:rPr>
-              <w:t>Mockups de la app móvil y web (</w:t>
-            </w:r>
-            <w:proofErr w:type="spellStart"/>
-            <w:r>
-              <w:rPr>
-                <w:rFonts w:ascii="Arial" w:eastAsia="Arial" w:hAnsi="Arial" w:cs="Arial"/>
-                <w:b/>
-                <w:sz w:val="22"/>
-                <w:szCs w:val="22"/>
-              </w:rPr>
-              <w:t>Figma</w:t>
-            </w:r>
-            <w:proofErr w:type="spellEnd"/>
-            <w:r>
-              <w:rPr>
-                <w:rFonts w:ascii="Arial" w:eastAsia="Arial" w:hAnsi="Arial" w:cs="Arial"/>
-                <w:b/>
-                <w:sz w:val="22"/>
-                <w:szCs w:val="22"/>
-              </w:rPr>
-              <w:t>).</w:t>
-            </w:r>
-          </w:p>
-          <w:p>
-            <w:pPr>
-              <w:spacing w:before="100" w:after="100"/>
-              <w:jc w:val="both"/>
-              <w:rPr>
-                <w:rFonts w:ascii="Arial" w:eastAsia="Arial" w:hAnsi="Arial" w:cs="Arial"/>
-                <w:b/>
-                <w:sz w:val="22"/>
-                <w:szCs w:val="22"/>
-              </w:rPr>
-            </w:pPr>
-          </w:p>
-          <w:p>
-            <w:pPr>
-              <w:spacing w:before="100" w:after="100"/>
-              <w:jc w:val="both"/>
-              <w:rPr>
-                <w:rFonts w:ascii="Arial" w:eastAsia="Arial" w:hAnsi="Arial" w:cs="Arial"/>
-                <w:b/>
-                <w:sz w:val="22"/>
-                <w:szCs w:val="22"/>
-              </w:rPr>
-            </w:pPr>
-            <w:r>
-              <w:rPr>
-                <w:rFonts w:ascii="Arial" w:eastAsia="Arial" w:hAnsi="Arial" w:cs="Arial"/>
-                <w:b/>
-                <w:sz w:val="22"/>
-                <w:szCs w:val="22"/>
-              </w:rPr>
-              <w:t xml:space="preserve">App funcional con geolocalización (Google </w:t>
-            </w:r>
-            <w:proofErr w:type="spellStart"/>
-            <w:r>
-              <w:rPr>
-                <w:rFonts w:ascii="Arial" w:eastAsia="Arial" w:hAnsi="Arial" w:cs="Arial"/>
-                <w:b/>
-                <w:sz w:val="22"/>
-                <w:szCs w:val="22"/>
-              </w:rPr>
-              <w:t>Maps</w:t>
-            </w:r>
-            <w:proofErr w:type="spellEnd"/>
-            <w:r>
-              <w:rPr>
-                <w:rFonts w:ascii="Arial" w:eastAsia="Arial" w:hAnsi="Arial" w:cs="Arial"/>
-                <w:b/>
-                <w:sz w:val="22"/>
-                <w:szCs w:val="22"/>
-              </w:rPr>
-              <w:t xml:space="preserve"> API) y pasarela de pagos (</w:t>
-            </w:r>
-            <w:proofErr w:type="spellStart"/>
-            <w:r>
-              <w:rPr>
-                <w:rFonts w:ascii="Arial" w:eastAsia="Arial" w:hAnsi="Arial" w:cs="Arial"/>
-                <w:b/>
-                <w:sz w:val="22"/>
-                <w:szCs w:val="22"/>
-              </w:rPr>
-              <w:t>Wompi</w:t>
-            </w:r>
-            <w:proofErr w:type="spellEnd"/>
-            <w:r>
-              <w:rPr>
-                <w:rFonts w:ascii="Arial" w:eastAsia="Arial" w:hAnsi="Arial" w:cs="Arial"/>
-                <w:b/>
-                <w:sz w:val="22"/>
-                <w:szCs w:val="22"/>
-              </w:rPr>
-              <w:t>).</w:t>
+              <w:t>Backlog priorizado con casos de uso (reserva, cancelación).</w:t>
+            </w:r>
+          </w:p>
+          <w:p>
+            <w:pPr>
+              <w:spacing w:before="100" w:after="100"/>
+              <w:jc w:val="both"/>
+              <w:rPr>
+                <w:rFonts w:ascii="Arial" w:eastAsia="Arial" w:hAnsi="Arial" w:cs="Arial"/>
+                <w:b/>
+                <w:sz w:val="22"/>
+                <w:szCs w:val="22"/>
+              </w:rPr>
+            </w:pPr>
+          </w:p>
+          <w:p>
+            <w:pPr>
+              <w:spacing w:before="100" w:after="100"/>
+              <w:jc w:val="both"/>
+              <w:rPr>
+                <w:rFonts w:ascii="Arial" w:eastAsia="Arial" w:hAnsi="Arial" w:cs="Arial"/>
+                <w:b/>
+                <w:sz w:val="22"/>
+                <w:szCs w:val="22"/>
+              </w:rPr>
+            </w:pPr>
+            <w:r>
+              <w:rPr>
+                <w:rFonts w:ascii="Arial" w:eastAsia="Arial" w:hAnsi="Arial" w:cs="Arial"/>
+                <w:b/>
+                <w:sz w:val="22"/>
+                <w:szCs w:val="22"/>
+              </w:rPr>
+              <w:t>Mockups de la app móvil y web (Figma).</w:t>
+            </w:r>
+          </w:p>
+          <w:p>
+            <w:pPr>
+              <w:spacing w:before="100" w:after="100"/>
+              <w:jc w:val="both"/>
+              <w:rPr>
+                <w:rFonts w:ascii="Arial" w:eastAsia="Arial" w:hAnsi="Arial" w:cs="Arial"/>
+                <w:b/>
+                <w:sz w:val="22"/>
+                <w:szCs w:val="22"/>
+              </w:rPr>
+            </w:pPr>
+          </w:p>
+          <w:p>
+            <w:pPr>
+              <w:spacing w:before="100" w:after="100"/>
+              <w:jc w:val="both"/>
+              <w:rPr>
+                <w:rFonts w:ascii="Arial" w:eastAsia="Arial" w:hAnsi="Arial" w:cs="Arial"/>
+                <w:b/>
+                <w:sz w:val="22"/>
+                <w:szCs w:val="22"/>
+              </w:rPr>
+            </w:pPr>
+            <w:r>
+              <w:rPr>
+                <w:rFonts w:ascii="Arial" w:eastAsia="Arial" w:hAnsi="Arial" w:cs="Arial"/>
+                <w:b/>
+                <w:sz w:val="22"/>
+                <w:szCs w:val="22"/>
+              </w:rPr>
+              <w:t>App funcional con geolocalización (</w:t>
+            </w:r>
+            <w:r>
+              <w:rPr>
+                <w:rFonts w:ascii="Arial" w:eastAsia="Arial" w:hAnsi="Arial" w:cs="Arial"/>
+                <w:b/>
+                <w:sz w:val="22"/>
+                <w:szCs w:val="22"/>
+              </w:rPr>
+              <w:t xml:space="preserve">Leaflet </w:t>
+            </w:r>
+            <w:r>
+              <w:rPr>
+                <w:rFonts w:ascii="Arial" w:eastAsia="Arial" w:hAnsi="Arial" w:cs="Arial"/>
+                <w:b/>
+                <w:sz w:val="22"/>
+                <w:szCs w:val="22"/>
+              </w:rPr>
+              <w:t>API)</w:t>
+            </w:r>
+            <w:r>
+              <w:rPr>
+                <w:rFonts w:ascii="Arial" w:eastAsia="Arial" w:hAnsi="Arial" w:cs="Arial"/>
+                <w:b/>
+                <w:sz w:val="22"/>
+                <w:szCs w:val="22"/>
+              </w:rPr>
+              <w:t>.</w:t>
             </w:r>
           </w:p>
           <w:p>
@@ -3834,6 +3746,7 @@
                 <w:sz w:val="22"/>
                 <w:szCs w:val="22"/>
               </w:rPr>
+              <w:lastRenderedPageBreak/>
               <w:t>Alcance:</w:t>
             </w:r>
           </w:p>
@@ -3909,67 +3822,7 @@
                 <w:sz w:val="22"/>
                 <w:szCs w:val="22"/>
               </w:rPr>
-              <w:t xml:space="preserve">Definir </w:t>
-            </w:r>
-            <w:proofErr w:type="spellStart"/>
-            <w:r>
-              <w:rPr>
-                <w:rFonts w:ascii="Arial" w:eastAsia="Arial" w:hAnsi="Arial" w:cs="Arial"/>
-                <w:b/>
-                <w:sz w:val="22"/>
-                <w:szCs w:val="22"/>
-              </w:rPr>
-              <w:t>stack</w:t>
-            </w:r>
-            <w:proofErr w:type="spellEnd"/>
-            <w:r>
-              <w:rPr>
-                <w:rFonts w:ascii="Arial" w:eastAsia="Arial" w:hAnsi="Arial" w:cs="Arial"/>
-                <w:b/>
-                <w:sz w:val="22"/>
-                <w:szCs w:val="22"/>
-              </w:rPr>
-              <w:t xml:space="preserve"> tecnológico (</w:t>
-            </w:r>
-            <w:proofErr w:type="spellStart"/>
-            <w:r>
-              <w:rPr>
-                <w:rFonts w:ascii="Arial" w:eastAsia="Arial" w:hAnsi="Arial" w:cs="Arial"/>
-                <w:b/>
-                <w:sz w:val="22"/>
-                <w:szCs w:val="22"/>
-              </w:rPr>
-              <w:t>React</w:t>
-            </w:r>
-            <w:proofErr w:type="spellEnd"/>
-            <w:r>
-              <w:rPr>
-                <w:rFonts w:ascii="Arial" w:eastAsia="Arial" w:hAnsi="Arial" w:cs="Arial"/>
-                <w:b/>
-                <w:sz w:val="22"/>
-                <w:szCs w:val="22"/>
-              </w:rPr>
-              <w:t xml:space="preserve"> Native, </w:t>
-            </w:r>
-            <w:proofErr w:type="spellStart"/>
-            <w:r>
-              <w:rPr>
-                <w:rFonts w:ascii="Arial" w:eastAsia="Arial" w:hAnsi="Arial" w:cs="Arial"/>
-                <w:b/>
-                <w:sz w:val="22"/>
-                <w:szCs w:val="22"/>
-              </w:rPr>
-              <w:t>Firebase</w:t>
-            </w:r>
-            <w:proofErr w:type="spellEnd"/>
-            <w:r>
-              <w:rPr>
-                <w:rFonts w:ascii="Arial" w:eastAsia="Arial" w:hAnsi="Arial" w:cs="Arial"/>
-                <w:b/>
-                <w:sz w:val="22"/>
-                <w:szCs w:val="22"/>
-              </w:rPr>
-              <w:t>).</w:t>
+              <w:t>Definir stack tecnológico (React Native, Firebase).</w:t>
             </w:r>
           </w:p>
           <w:p>
@@ -4143,27 +3996,7 @@
                 <w:sz w:val="22"/>
                 <w:szCs w:val="22"/>
               </w:rPr>
-              <w:t xml:space="preserve">Integración con </w:t>
-            </w:r>
-            <w:proofErr w:type="spellStart"/>
-            <w:r>
-              <w:rPr>
-                <w:rFonts w:ascii="Arial" w:eastAsia="Arial" w:hAnsi="Arial" w:cs="Arial"/>
-                <w:b/>
-                <w:sz w:val="22"/>
-                <w:szCs w:val="22"/>
-              </w:rPr>
-              <w:t>APIs</w:t>
-            </w:r>
-            <w:proofErr w:type="spellEnd"/>
-            <w:r>
-              <w:rPr>
-                <w:rFonts w:ascii="Arial" w:eastAsia="Arial" w:hAnsi="Arial" w:cs="Arial"/>
-                <w:b/>
-                <w:sz w:val="22"/>
-                <w:szCs w:val="22"/>
-              </w:rPr>
-              <w:t xml:space="preserve"> de mapas y pagos.</w:t>
+              <w:t>Integración con APIs de mapas y pagos.</w:t>
             </w:r>
           </w:p>
           <w:p>
@@ -4249,27 +4082,7 @@
                 <w:sz w:val="22"/>
                 <w:szCs w:val="22"/>
               </w:rPr>
-              <w:t xml:space="preserve">Ajustes basados en </w:t>
-            </w:r>
-            <w:proofErr w:type="spellStart"/>
-            <w:r>
-              <w:rPr>
-                <w:rFonts w:ascii="Arial" w:eastAsia="Arial" w:hAnsi="Arial" w:cs="Arial"/>
-                <w:b/>
-                <w:sz w:val="22"/>
-                <w:szCs w:val="22"/>
-              </w:rPr>
-              <w:t>feedback</w:t>
-            </w:r>
-            <w:proofErr w:type="spellEnd"/>
-            <w:r>
-              <w:rPr>
-                <w:rFonts w:ascii="Arial" w:eastAsia="Arial" w:hAnsi="Arial" w:cs="Arial"/>
-                <w:b/>
-                <w:sz w:val="22"/>
-                <w:szCs w:val="22"/>
-              </w:rPr>
-              <w:t>.</w:t>
+              <w:t>Ajustes basados en feedback.</w:t>
             </w:r>
           </w:p>
           <w:p>
@@ -6352,21 +6165,12 @@
                 <w:b/>
               </w:rPr>
             </w:pPr>
-            <w:proofErr w:type="spellStart"/>
-            <w:r>
-              <w:rPr>
-                <w:rFonts w:ascii="Calibri" w:eastAsia="Calibri" w:hAnsi="Calibri" w:cs="Calibri"/>
-                <w:b/>
-              </w:rPr>
-              <w:t>Jhonnys</w:t>
-            </w:r>
-            <w:proofErr w:type="spellEnd"/>
-            <w:r>
-              <w:rPr>
-                <w:rFonts w:ascii="Calibri" w:eastAsia="Calibri" w:hAnsi="Calibri" w:cs="Calibri"/>
-                <w:b/>
-              </w:rPr>
-              <w:t xml:space="preserve"> Rodríguez Payares</w:t>
+            <w:r>
+              <w:rPr>
+                <w:rFonts w:ascii="Calibri" w:eastAsia="Calibri" w:hAnsi="Calibri" w:cs="Calibri"/>
+                <w:b/>
+              </w:rPr>
+              <w:t>Jhonnys Rodríguez Payares</w:t>
             </w:r>
           </w:p>
         </w:tc>
@@ -6649,37 +6453,12 @@
                 <w:b/>
               </w:rPr>
             </w:pPr>
-            <w:proofErr w:type="spellStart"/>
-            <w:r>
-              <w:rPr>
-                <w:rFonts w:ascii="Calibri" w:eastAsia="Calibri" w:hAnsi="Calibri" w:cs="Calibri"/>
-                <w:b/>
-              </w:rPr>
-              <w:t>Evis</w:t>
-            </w:r>
-            <w:proofErr w:type="spellEnd"/>
-            <w:r>
-              <w:rPr>
-                <w:rFonts w:ascii="Calibri" w:eastAsia="Calibri" w:hAnsi="Calibri" w:cs="Calibri"/>
-                <w:b/>
-              </w:rPr>
-              <w:t xml:space="preserve"> </w:t>
-            </w:r>
-            <w:proofErr w:type="spellStart"/>
-            <w:r>
-              <w:rPr>
-                <w:rFonts w:ascii="Calibri" w:eastAsia="Calibri" w:hAnsi="Calibri" w:cs="Calibri"/>
-                <w:b/>
-              </w:rPr>
-              <w:t>Licet</w:t>
-            </w:r>
-            <w:proofErr w:type="spellEnd"/>
-            <w:r>
-              <w:rPr>
-                <w:rFonts w:ascii="Calibri" w:eastAsia="Calibri" w:hAnsi="Calibri" w:cs="Calibri"/>
-                <w:b/>
-              </w:rPr>
-              <w:t xml:space="preserve"> Barrios  </w:t>
+            <w:r>
+              <w:rPr>
+                <w:rFonts w:ascii="Calibri" w:eastAsia="Calibri" w:hAnsi="Calibri" w:cs="Calibri"/>
+                <w:b/>
+              </w:rPr>
+              <w:t xml:space="preserve">Evis Licet Barrios  </w:t>
             </w:r>
           </w:p>
         </w:tc>
